--- a/Participants/4_Shared_Toolkit/Templates/Peer_Evaluation.docx
+++ b/Participants/4_Shared_Toolkit/Templates/Peer_Evaluation.docx
@@ -638,7 +638,7 @@
           <w:color w:val="222222"/>
           <w:sz w:val="22"/>
         </w:rPr>
-        <w:t>2. Did the cross-workstream audit work in practice?</w:t>
+        <w:t>2. Did the Analysis Request / Findings Memo exchange work in practice?</w:t>
       </w:r>
     </w:p>
     <w:p>

--- a/Participants/4_Shared_Toolkit/Templates/Peer_Evaluation.docx
+++ b/Participants/4_Shared_Toolkit/Templates/Peer_Evaluation.docx
@@ -5,6 +5,7 @@
     <w:p>
       <w:r>
         <w:rPr>
+          <w:rFonts w:ascii="Lexend" w:hAnsi="Lexend" w:eastAsia="Lexend" w:cs="Lexend"/>
           <w:b/>
           <w:color w:val="007A87"/>
           <w:sz w:val="24"/>
@@ -18,6 +19,7 @@
       </w:pPr>
       <w:r>
         <w:rPr>
+          <w:rFonts w:ascii="Lexend" w:hAnsi="Lexend" w:eastAsia="Lexend" w:cs="Lexend"/>
           <w:b/>
           <w:color w:val="1B2A4A"/>
           <w:sz w:val="48"/>
@@ -28,6 +30,7 @@
     <w:p>
       <w:r>
         <w:rPr>
+          <w:rFonts w:ascii="Nunito" w:hAnsi="Nunito" w:eastAsia="Nunito" w:cs="Nunito"/>
           <w:i/>
           <w:color w:val="666666"/>
           <w:sz w:val="24"/>
@@ -52,6 +55,7 @@
           <w:p>
             <w:r>
               <w:rPr>
+                <w:rFonts w:ascii="Nunito" w:hAnsi="Nunito" w:eastAsia="Nunito" w:cs="Nunito"/>
                 <w:b/>
                 <w:color w:val="1B2A4A"/>
                 <w:sz w:val="20"/>
@@ -67,6 +71,7 @@
           <w:p>
             <w:r>
               <w:rPr>
+                <w:rFonts w:ascii="Nunito" w:hAnsi="Nunito" w:eastAsia="Nunito" w:cs="Nunito"/>
                 <w:color w:val="222222"/>
                 <w:sz w:val="20"/>
               </w:rPr>
@@ -83,6 +88,7 @@
           <w:p>
             <w:r>
               <w:rPr>
+                <w:rFonts w:ascii="Nunito" w:hAnsi="Nunito" w:eastAsia="Nunito" w:cs="Nunito"/>
                 <w:b/>
                 <w:color w:val="1B2A4A"/>
                 <w:sz w:val="20"/>
@@ -98,6 +104,7 @@
           <w:p>
             <w:r>
               <w:rPr>
+                <w:rFonts w:ascii="Nunito" w:hAnsi="Nunito" w:eastAsia="Nunito" w:cs="Nunito"/>
                 <w:color w:val="222222"/>
                 <w:sz w:val="20"/>
               </w:rPr>
@@ -114,6 +121,7 @@
           <w:p>
             <w:r>
               <w:rPr>
+                <w:rFonts w:ascii="Nunito" w:hAnsi="Nunito" w:eastAsia="Nunito" w:cs="Nunito"/>
                 <w:b/>
                 <w:color w:val="1B2A4A"/>
                 <w:sz w:val="20"/>
@@ -129,10 +137,11 @@
           <w:p>
             <w:r>
               <w:rPr>
+                <w:rFonts w:ascii="Nunito" w:hAnsi="Nunito" w:eastAsia="Nunito" w:cs="Nunito"/>
                 <w:color w:val="222222"/>
                 <w:sz w:val="20"/>
               </w:rPr>
-              <w:t>2.0 | July 2026</w:t>
+              <w:t>3.0 | July 2026</w:t>
             </w:r>
           </w:p>
         </w:tc>
@@ -152,7 +161,7 @@
       </w:pPr>
       <w:r>
         <w:rPr>
-          <w:rFonts w:ascii="Calibri" w:hAnsi="Calibri"/>
+          <w:rFonts w:ascii="Nunito" w:hAnsi="Nunito" w:eastAsia="Nunito" w:cs="Nunito"/>
           <w:b w:val="0"/>
           <w:i w:val="0"/>
           <w:color w:val="222222"/>
@@ -167,7 +176,7 @@
       </w:pPr>
       <w:r>
         <w:rPr>
-          <w:rFonts w:ascii="Calibri" w:hAnsi="Calibri"/>
+          <w:rFonts w:ascii="Nunito" w:hAnsi="Nunito" w:eastAsia="Nunito" w:cs="Nunito"/>
           <w:b w:val="0"/>
           <w:i w:val="0"/>
           <w:color w:val="222222"/>
@@ -200,6 +209,7 @@
           <w:p>
             <w:r>
               <w:rPr>
+                <w:rFonts w:ascii="Lexend" w:hAnsi="Lexend" w:eastAsia="Lexend" w:cs="Lexend"/>
                 <w:b/>
                 <w:color w:val="FFFFFF"/>
                 <w:sz w:val="20"/>
@@ -216,6 +226,7 @@
           <w:p>
             <w:r>
               <w:rPr>
+                <w:rFonts w:ascii="Lexend" w:hAnsi="Lexend" w:eastAsia="Lexend" w:cs="Lexend"/>
                 <w:b/>
                 <w:color w:val="FFFFFF"/>
                 <w:sz w:val="20"/>
@@ -232,6 +243,7 @@
           <w:p>
             <w:r>
               <w:rPr>
+                <w:rFonts w:ascii="Lexend" w:hAnsi="Lexend" w:eastAsia="Lexend" w:cs="Lexend"/>
                 <w:b/>
                 <w:color w:val="FFFFFF"/>
                 <w:sz w:val="20"/>
@@ -248,6 +260,7 @@
           <w:p>
             <w:r>
               <w:rPr>
+                <w:rFonts w:ascii="Lexend" w:hAnsi="Lexend" w:eastAsia="Lexend" w:cs="Lexend"/>
                 <w:b/>
                 <w:color w:val="FFFFFF"/>
                 <w:sz w:val="20"/>
@@ -264,6 +277,7 @@
           <w:p>
             <w:r>
               <w:rPr>
+                <w:rFonts w:ascii="Lexend" w:hAnsi="Lexend" w:eastAsia="Lexend" w:cs="Lexend"/>
                 <w:b/>
                 <w:color w:val="FFFFFF"/>
                 <w:sz w:val="20"/>
@@ -280,6 +294,7 @@
           <w:p>
             <w:r>
               <w:rPr>
+                <w:rFonts w:ascii="Lexend" w:hAnsi="Lexend" w:eastAsia="Lexend" w:cs="Lexend"/>
                 <w:b/>
                 <w:color w:val="FFFFFF"/>
                 <w:sz w:val="20"/>
@@ -297,6 +312,7 @@
           <w:p>
             <w:r>
               <w:rPr>
+                <w:rFonts w:ascii="Nunito" w:hAnsi="Nunito" w:eastAsia="Nunito" w:cs="Nunito"/>
                 <w:sz w:val="20"/>
               </w:rPr>
             </w:r>
@@ -309,6 +325,7 @@
           <w:p>
             <w:r>
               <w:rPr>
+                <w:rFonts w:ascii="Nunito" w:hAnsi="Nunito" w:eastAsia="Nunito" w:cs="Nunito"/>
                 <w:sz w:val="20"/>
               </w:rPr>
             </w:r>
@@ -321,6 +338,7 @@
           <w:p>
             <w:r>
               <w:rPr>
+                <w:rFonts w:ascii="Nunito" w:hAnsi="Nunito" w:eastAsia="Nunito" w:cs="Nunito"/>
                 <w:sz w:val="20"/>
               </w:rPr>
             </w:r>
@@ -333,6 +351,7 @@
           <w:p>
             <w:r>
               <w:rPr>
+                <w:rFonts w:ascii="Nunito" w:hAnsi="Nunito" w:eastAsia="Nunito" w:cs="Nunito"/>
                 <w:sz w:val="20"/>
               </w:rPr>
             </w:r>
@@ -345,6 +364,7 @@
           <w:p>
             <w:r>
               <w:rPr>
+                <w:rFonts w:ascii="Nunito" w:hAnsi="Nunito" w:eastAsia="Nunito" w:cs="Nunito"/>
                 <w:sz w:val="20"/>
               </w:rPr>
             </w:r>
@@ -357,6 +377,7 @@
           <w:p>
             <w:r>
               <w:rPr>
+                <w:rFonts w:ascii="Nunito" w:hAnsi="Nunito" w:eastAsia="Nunito" w:cs="Nunito"/>
                 <w:sz w:val="20"/>
               </w:rPr>
             </w:r>
@@ -372,6 +393,7 @@
           <w:p>
             <w:r>
               <w:rPr>
+                <w:rFonts w:ascii="Nunito" w:hAnsi="Nunito" w:eastAsia="Nunito" w:cs="Nunito"/>
                 <w:sz w:val="20"/>
               </w:rPr>
             </w:r>
@@ -385,6 +407,7 @@
           <w:p>
             <w:r>
               <w:rPr>
+                <w:rFonts w:ascii="Nunito" w:hAnsi="Nunito" w:eastAsia="Nunito" w:cs="Nunito"/>
                 <w:sz w:val="20"/>
               </w:rPr>
             </w:r>
@@ -398,6 +421,7 @@
           <w:p>
             <w:r>
               <w:rPr>
+                <w:rFonts w:ascii="Nunito" w:hAnsi="Nunito" w:eastAsia="Nunito" w:cs="Nunito"/>
                 <w:sz w:val="20"/>
               </w:rPr>
             </w:r>
@@ -411,6 +435,7 @@
           <w:p>
             <w:r>
               <w:rPr>
+                <w:rFonts w:ascii="Nunito" w:hAnsi="Nunito" w:eastAsia="Nunito" w:cs="Nunito"/>
                 <w:sz w:val="20"/>
               </w:rPr>
             </w:r>
@@ -424,6 +449,7 @@
           <w:p>
             <w:r>
               <w:rPr>
+                <w:rFonts w:ascii="Nunito" w:hAnsi="Nunito" w:eastAsia="Nunito" w:cs="Nunito"/>
                 <w:sz w:val="20"/>
               </w:rPr>
             </w:r>
@@ -437,6 +463,7 @@
           <w:p>
             <w:r>
               <w:rPr>
+                <w:rFonts w:ascii="Nunito" w:hAnsi="Nunito" w:eastAsia="Nunito" w:cs="Nunito"/>
                 <w:sz w:val="20"/>
               </w:rPr>
             </w:r>
@@ -451,6 +478,7 @@
           <w:p>
             <w:r>
               <w:rPr>
+                <w:rFonts w:ascii="Nunito" w:hAnsi="Nunito" w:eastAsia="Nunito" w:cs="Nunito"/>
                 <w:sz w:val="20"/>
               </w:rPr>
             </w:r>
@@ -463,6 +491,7 @@
           <w:p>
             <w:r>
               <w:rPr>
+                <w:rFonts w:ascii="Nunito" w:hAnsi="Nunito" w:eastAsia="Nunito" w:cs="Nunito"/>
                 <w:sz w:val="20"/>
               </w:rPr>
             </w:r>
@@ -475,6 +504,7 @@
           <w:p>
             <w:r>
               <w:rPr>
+                <w:rFonts w:ascii="Nunito" w:hAnsi="Nunito" w:eastAsia="Nunito" w:cs="Nunito"/>
                 <w:sz w:val="20"/>
               </w:rPr>
             </w:r>
@@ -487,6 +517,7 @@
           <w:p>
             <w:r>
               <w:rPr>
+                <w:rFonts w:ascii="Nunito" w:hAnsi="Nunito" w:eastAsia="Nunito" w:cs="Nunito"/>
                 <w:sz w:val="20"/>
               </w:rPr>
             </w:r>
@@ -499,6 +530,7 @@
           <w:p>
             <w:r>
               <w:rPr>
+                <w:rFonts w:ascii="Nunito" w:hAnsi="Nunito" w:eastAsia="Nunito" w:cs="Nunito"/>
                 <w:sz w:val="20"/>
               </w:rPr>
             </w:r>
@@ -511,6 +543,7 @@
           <w:p>
             <w:r>
               <w:rPr>
+                <w:rFonts w:ascii="Nunito" w:hAnsi="Nunito" w:eastAsia="Nunito" w:cs="Nunito"/>
                 <w:sz w:val="20"/>
               </w:rPr>
             </w:r>
@@ -526,6 +559,7 @@
           <w:p>
             <w:r>
               <w:rPr>
+                <w:rFonts w:ascii="Nunito" w:hAnsi="Nunito" w:eastAsia="Nunito" w:cs="Nunito"/>
                 <w:sz w:val="20"/>
               </w:rPr>
             </w:r>
@@ -539,6 +573,7 @@
           <w:p>
             <w:r>
               <w:rPr>
+                <w:rFonts w:ascii="Nunito" w:hAnsi="Nunito" w:eastAsia="Nunito" w:cs="Nunito"/>
                 <w:sz w:val="20"/>
               </w:rPr>
             </w:r>
@@ -552,6 +587,7 @@
           <w:p>
             <w:r>
               <w:rPr>
+                <w:rFonts w:ascii="Nunito" w:hAnsi="Nunito" w:eastAsia="Nunito" w:cs="Nunito"/>
                 <w:sz w:val="20"/>
               </w:rPr>
             </w:r>
@@ -565,6 +601,7 @@
           <w:p>
             <w:r>
               <w:rPr>
+                <w:rFonts w:ascii="Nunito" w:hAnsi="Nunito" w:eastAsia="Nunito" w:cs="Nunito"/>
                 <w:sz w:val="20"/>
               </w:rPr>
             </w:r>
@@ -578,6 +615,7 @@
           <w:p>
             <w:r>
               <w:rPr>
+                <w:rFonts w:ascii="Nunito" w:hAnsi="Nunito" w:eastAsia="Nunito" w:cs="Nunito"/>
                 <w:sz w:val="20"/>
               </w:rPr>
             </w:r>
@@ -591,6 +629,7 @@
           <w:p>
             <w:r>
               <w:rPr>
+                <w:rFonts w:ascii="Nunito" w:hAnsi="Nunito" w:eastAsia="Nunito" w:cs="Nunito"/>
                 <w:sz w:val="20"/>
               </w:rPr>
             </w:r>
@@ -605,7 +644,7 @@
       </w:pPr>
       <w:r>
         <w:rPr>
-          <w:rFonts w:ascii="Calibri" w:hAnsi="Calibri"/>
+          <w:rFonts w:ascii="Lexend" w:hAnsi="Lexend" w:eastAsia="Lexend" w:cs="Lexend"/>
           <w:color w:val="1B2A4A"/>
         </w:rPr>
         <w:t>Open questions</w:t>
@@ -617,7 +656,7 @@
       </w:pPr>
       <w:r>
         <w:rPr>
-          <w:rFonts w:ascii="Calibri" w:hAnsi="Calibri"/>
+          <w:rFonts w:ascii="Nunito" w:hAnsi="Nunito" w:eastAsia="Nunito" w:cs="Nunito"/>
           <w:b w:val="0"/>
           <w:i w:val="0"/>
           <w:color w:val="222222"/>
@@ -632,7 +671,7 @@
       </w:pPr>
       <w:r>
         <w:rPr>
-          <w:rFonts w:ascii="Calibri" w:hAnsi="Calibri"/>
+          <w:rFonts w:ascii="Nunito" w:hAnsi="Nunito" w:eastAsia="Nunito" w:cs="Nunito"/>
           <w:b w:val="0"/>
           <w:i w:val="0"/>
           <w:color w:val="222222"/>
@@ -647,7 +686,7 @@
       </w:pPr>
       <w:r>
         <w:rPr>
-          <w:rFonts w:ascii="Calibri" w:hAnsi="Calibri"/>
+          <w:rFonts w:ascii="Nunito" w:hAnsi="Nunito" w:eastAsia="Nunito" w:cs="Nunito"/>
           <w:b w:val="0"/>
           <w:i w:val="0"/>
           <w:color w:val="222222"/>
@@ -1033,7 +1072,7 @@
       <w:spacing w:after="120" w:line="276" w:lineRule="auto"/>
     </w:pPr>
     <w:rPr>
-      <w:rFonts w:ascii="Calibri" w:hAnsi="Calibri"/>
+      <w:rFonts w:ascii="Nunito" w:hAnsi="Nunito" w:eastAsia="Nunito" w:cs="Nunito"/>
       <w:color w:val="222222"/>
       <w:sz w:val="22"/>
     </w:rPr>

--- a/Participants/4_Shared_Toolkit/Templates/Peer_Evaluation.docx
+++ b/Participants/4_Shared_Toolkit/Templates/Peer_Evaluation.docx
@@ -141,7 +141,7 @@
                 <w:color w:val="222222"/>
                 <w:sz w:val="20"/>
               </w:rPr>
-              <w:t>3.0 | July 2026</w:t>
+              <w:t>3.1 | July-September 2026</w:t>
             </w:r>
           </w:p>
         </w:tc>
@@ -167,7 +167,7 @@
           <w:color w:val="222222"/>
           <w:sz w:val="22"/>
         </w:rPr>
-        <w:t>Confidential. Submit individually by Monday 17 August 2026, 17:00 ICT. Facilitators use aggregate results; individual ratings remain confidential.</w:t>
+        <w:t>Confidential. Submit individually by Monday 14 September 2026, 17:00 ICT. Facilitators use aggregate results; individual ratings remain confidential.</w:t>
       </w:r>
     </w:p>
     <w:p>
